--- a/YENİ KDF FORMU.docx
+++ b/YENİ KDF FORMU.docx
@@ -45,8 +45,6 @@
                 <w:szCs w:val="20"/>
               </w:rPr>
             </w:pPr>
-            <w:proofErr w:type="spellStart"/>
-            <w:proofErr w:type="gramStart"/>
             <w:r>
               <w:rPr>
                 <w:rFonts w:ascii="Calibri" w:hAnsi="Calibri" w:cs="Calibri"/>
@@ -78,20 +76,7 @@
                 <w:sz w:val="20"/>
                 <w:szCs w:val="20"/>
               </w:rPr>
-              <w:t>EDARİKÇİ</w:t>
-            </w:r>
-            <w:proofErr w:type="spellEnd"/>
-            <w:proofErr w:type="gramEnd"/>
-            <w:r>
-              <w:rPr>
-                <w:rFonts w:ascii="Calibri" w:hAnsi="Calibri" w:cs="Calibri"/>
-                <w:b/>
-                <w:bCs/>
-                <w:color w:val="000000"/>
-                <w:sz w:val="20"/>
-                <w:szCs w:val="20"/>
-              </w:rPr>
-              <w:t xml:space="preserve"> FİRMA, MALZEME VE SİPARİŞ BİLGİLERİ</w:t>
+              <w:t>EDARİKÇİ FİRMA, MALZEME VE SİPARİŞ BİLGİLERİ</w:t>
             </w:r>
           </w:p>
         </w:tc>
@@ -141,15 +126,7 @@
               </w:tabs>
             </w:pPr>
             <w:r>
-              <w:t>{{</w:t>
-            </w:r>
-            <w:proofErr w:type="spellStart"/>
-            <w:r>
-              <w:t>belge_no</w:t>
-            </w:r>
-            <w:proofErr w:type="spellEnd"/>
-            <w:r>
-              <w:t>}}</w:t>
+              <w:t>{{belge_no}}</w:t>
             </w:r>
           </w:p>
         </w:tc>
@@ -236,27 +213,7 @@
                 <w:sz w:val="18"/>
                 <w:szCs w:val="18"/>
               </w:rPr>
-              <w:t xml:space="preserve"> / </w:t>
-            </w:r>
-            <w:proofErr w:type="spellStart"/>
-            <w:r>
-              <w:rPr>
-                <w:b/>
-                <w:bCs/>
-                <w:sz w:val="18"/>
-                <w:szCs w:val="18"/>
-              </w:rPr>
-              <w:t>Rev</w:t>
-            </w:r>
-            <w:proofErr w:type="spellEnd"/>
-            <w:r>
-              <w:rPr>
-                <w:b/>
-                <w:bCs/>
-                <w:sz w:val="18"/>
-                <w:szCs w:val="18"/>
-              </w:rPr>
-              <w:t xml:space="preserve"> No</w:t>
+              <w:t xml:space="preserve"> / Rev No</w:t>
             </w:r>
           </w:p>
         </w:tc>
@@ -268,16 +225,7 @@
           </w:tcPr>
           <w:p>
             <w:r>
-              <w:t>{{</w:t>
-            </w:r>
-            <w:proofErr w:type="spellStart"/>
-            <w:r>
-              <w:t>mal_no</w:t>
-            </w:r>
-            <w:proofErr w:type="spellEnd"/>
-            <w:proofErr w:type="gramStart"/>
-            <w:r>
-              <w:t>}}</w:t>
+              <w:t>{{mal_no}}</w:t>
             </w:r>
             <w:r>
               <w:t xml:space="preserve"> </w:t>
@@ -286,25 +234,13 @@
               <w:t xml:space="preserve"> </w:t>
             </w:r>
             <w:r>
-              <w:t>/</w:t>
-            </w:r>
-            <w:proofErr w:type="gramEnd"/>
+              <w:t xml:space="preserve">/ </w:t>
+            </w:r>
             <w:r>
               <w:t xml:space="preserve"> </w:t>
             </w:r>
             <w:r>
-              <w:t xml:space="preserve"> </w:t>
-            </w:r>
-            <w:r>
-              <w:t>{{</w:t>
-            </w:r>
-            <w:proofErr w:type="spellStart"/>
-            <w:r>
-              <w:t>rev_no</w:t>
-            </w:r>
-            <w:proofErr w:type="spellEnd"/>
-            <w:r>
-              <w:t>}}</w:t>
+              <w:t>{{rev_no}}</w:t>
             </w:r>
           </w:p>
         </w:tc>
@@ -349,15 +285,7 @@
               <w:jc w:val="both"/>
             </w:pPr>
             <w:r>
-              <w:t>{{</w:t>
-            </w:r>
-            <w:proofErr w:type="spellStart"/>
-            <w:r>
-              <w:t>mal_aciklama</w:t>
-            </w:r>
-            <w:proofErr w:type="spellEnd"/>
-            <w:r>
-              <w:t>}}</w:t>
+              <w:t>{{mal_aciklama}}</w:t>
             </w:r>
           </w:p>
         </w:tc>
@@ -402,15 +330,7 @@
           </w:tcPr>
           <w:p>
             <w:r>
-              <w:t>{{</w:t>
-            </w:r>
-            <w:proofErr w:type="spellStart"/>
-            <w:r>
-              <w:t>firma_adi</w:t>
-            </w:r>
-            <w:proofErr w:type="spellEnd"/>
-            <w:r>
-              <w:t>}}</w:t>
+              <w:t>{{firma_adi}}</w:t>
             </w:r>
           </w:p>
         </w:tc>
@@ -453,15 +373,7 @@
               <w:jc w:val="both"/>
             </w:pPr>
             <w:r>
-              <w:t>{{</w:t>
-            </w:r>
-            <w:proofErr w:type="spellStart"/>
-            <w:r>
-              <w:t>sip_no</w:t>
-            </w:r>
-            <w:proofErr w:type="spellEnd"/>
-            <w:r>
-              <w:t>}}</w:t>
+              <w:t>{{sip_no}}</w:t>
             </w:r>
           </w:p>
         </w:tc>
@@ -633,23 +545,7 @@
                 <w:sz w:val="18"/>
                 <w:szCs w:val="18"/>
               </w:rPr>
-              <w:t xml:space="preserve"> </w:t>
-            </w:r>
-            <w:proofErr w:type="spellStart"/>
-            <w:r>
-              <w:rPr>
-                <w:sz w:val="18"/>
-                <w:szCs w:val="18"/>
-              </w:rPr>
-              <w:t>Helicoil</w:t>
-            </w:r>
-            <w:proofErr w:type="spellEnd"/>
-            <w:r>
-              <w:rPr>
-                <w:sz w:val="18"/>
-                <w:szCs w:val="18"/>
-              </w:rPr>
-              <w:t xml:space="preserve">                </w:t>
+              <w:t xml:space="preserve"> Helicoil                </w:t>
             </w:r>
             <w:sdt>
               <w:sdtPr>
@@ -894,15 +790,7 @@
           </w:tcPr>
           <w:p>
             <w:r>
-              <w:t>{{</w:t>
-            </w:r>
-            <w:proofErr w:type="spellStart"/>
-            <w:r>
-              <w:t>seri_no</w:t>
-            </w:r>
-            <w:proofErr w:type="spellEnd"/>
-            <w:r>
-              <w:t>}}</w:t>
+              <w:t>{{seri_no}}</w:t>
             </w:r>
           </w:p>
         </w:tc>
@@ -1092,8 +980,6 @@
               </w:rPr>
               <w:t xml:space="preserve"> </w:t>
             </w:r>
-            <w:proofErr w:type="spellStart"/>
-            <w:proofErr w:type="gramStart"/>
             <w:r>
               <w:rPr>
                 <w:b/>
@@ -1101,18 +987,7 @@
                 <w:sz w:val="16"/>
                 <w:szCs w:val="16"/>
               </w:rPr>
-              <w:t>Kırık,çizik</w:t>
-            </w:r>
-            <w:proofErr w:type="spellEnd"/>
-            <w:proofErr w:type="gramEnd"/>
-            <w:r>
-              <w:rPr>
-                <w:b/>
-                <w:bCs/>
-                <w:sz w:val="16"/>
-                <w:szCs w:val="16"/>
-              </w:rPr>
-              <w:t>, darbe</w:t>
+              <w:t>Kırık,çizik, darbe</w:t>
             </w:r>
           </w:p>
           <w:p>
@@ -1224,19 +1099,8 @@
                 <w:sz w:val="16"/>
                 <w:szCs w:val="16"/>
               </w:rPr>
-              <w:t xml:space="preserve">Kopuk, hasarlı </w:t>
-            </w:r>
-            <w:proofErr w:type="spellStart"/>
-            <w:r>
-              <w:rPr>
-                <w:b/>
-                <w:bCs/>
-                <w:sz w:val="16"/>
-                <w:szCs w:val="16"/>
-              </w:rPr>
-              <w:t>kablajı</w:t>
-            </w:r>
-            <w:proofErr w:type="spellEnd"/>
+              <w:t>Kopuk, hasarlı kablajı</w:t>
+            </w:r>
           </w:p>
           <w:p>
             <w:pPr>
@@ -1321,10 +1185,20 @@
                 <w:sz w:val="20"/>
                 <w:szCs w:val="20"/>
               </w:rPr>
-              <w:t xml:space="preserve">KAPLAMA COC </w:t>
-            </w:r>
-            <w:proofErr w:type="gramStart"/>
-            <w:r>
+              <w:t xml:space="preserve">KAPLAMA COC NO : </w:t>
+            </w:r>
+            <w:r>
+              <w:t>{{kaplama</w:t>
+            </w:r>
+            <w:r>
+              <w:t>_</w:t>
+            </w:r>
+            <w:r>
+              <w:t>coc}}</w:t>
+            </w:r>
+          </w:p>
+          <w:p>
+            <w:pPr>
               <w:rPr>
                 <w:rFonts w:ascii="Calibri" w:hAnsi="Calibri" w:cs="Calibri"/>
                 <w:b/>
@@ -1333,9 +1207,7 @@
                 <w:sz w:val="20"/>
                 <w:szCs w:val="20"/>
               </w:rPr>
-              <w:t>NO :</w:t>
-            </w:r>
-            <w:proofErr w:type="gramEnd"/>
+            </w:pPr>
             <w:r>
               <w:rPr>
                 <w:rFonts w:ascii="Calibri" w:hAnsi="Calibri" w:cs="Calibri"/>
@@ -1345,28 +1217,30 @@
                 <w:sz w:val="20"/>
                 <w:szCs w:val="20"/>
               </w:rPr>
-              <w:t xml:space="preserve"> </w:t>
-            </w:r>
-            <w:r>
-              <w:t>{{</w:t>
-            </w:r>
-            <w:proofErr w:type="spellStart"/>
-            <w:r>
-              <w:t>kaplama</w:t>
+              <w:t xml:space="preserve">BOYA COC NO : </w:t>
+            </w:r>
+            <w:r>
+              <w:t>{{boya</w:t>
             </w:r>
             <w:r>
               <w:t>_</w:t>
             </w:r>
             <w:r>
-              <w:t>coc</w:t>
-            </w:r>
-            <w:proofErr w:type="spellEnd"/>
-            <w:r>
-              <w:t>}}</w:t>
-            </w:r>
-          </w:p>
-          <w:p>
-            <w:pPr>
+              <w:t>coc}}</w:t>
+            </w:r>
+          </w:p>
+          <w:p>
+            <w:pPr>
+              <w:rPr>
+                <w:rFonts w:ascii="Calibri" w:hAnsi="Calibri" w:cs="Calibri"/>
+                <w:b/>
+                <w:bCs/>
+                <w:color w:val="EE0000"/>
+                <w:sz w:val="20"/>
+                <w:szCs w:val="20"/>
+              </w:rPr>
+            </w:pPr>
+            <w:r>
               <w:rPr>
                 <w:rFonts w:ascii="Calibri" w:hAnsi="Calibri" w:cs="Calibri"/>
                 <w:b/>
@@ -1375,7 +1249,8 @@
                 <w:sz w:val="20"/>
                 <w:szCs w:val="20"/>
               </w:rPr>
-            </w:pPr>
+              <w:t xml:space="preserve">KATI FİLM Y. COC NO : </w:t>
+            </w:r>
             <w:r>
               <w:rPr>
                 <w:rFonts w:ascii="Calibri" w:hAnsi="Calibri" w:cs="Calibri"/>
@@ -1385,117 +1260,10 @@
                 <w:sz w:val="20"/>
                 <w:szCs w:val="20"/>
               </w:rPr>
-              <w:t xml:space="preserve">BOYA COC </w:t>
-            </w:r>
-            <w:proofErr w:type="gramStart"/>
-            <w:r>
-              <w:rPr>
-                <w:rFonts w:ascii="Calibri" w:hAnsi="Calibri" w:cs="Calibri"/>
-                <w:b/>
-                <w:bCs/>
-                <w:color w:val="1F3864" w:themeColor="accent1" w:themeShade="80"/>
-                <w:sz w:val="20"/>
-                <w:szCs w:val="20"/>
-              </w:rPr>
-              <w:t>NO :</w:t>
-            </w:r>
-            <w:proofErr w:type="gramEnd"/>
-            <w:r>
-              <w:rPr>
-                <w:rFonts w:ascii="Calibri" w:hAnsi="Calibri" w:cs="Calibri"/>
-                <w:b/>
-                <w:bCs/>
-                <w:color w:val="1F3864" w:themeColor="accent1" w:themeShade="80"/>
-                <w:sz w:val="20"/>
-                <w:szCs w:val="20"/>
-              </w:rPr>
               <w:t xml:space="preserve"> </w:t>
             </w:r>
             <w:r>
-              <w:t>{{</w:t>
-            </w:r>
-            <w:proofErr w:type="spellStart"/>
-            <w:r>
-              <w:t>boya</w:t>
-            </w:r>
-            <w:r>
-              <w:t>_</w:t>
-            </w:r>
-            <w:r>
-              <w:t>coc</w:t>
-            </w:r>
-            <w:proofErr w:type="spellEnd"/>
-            <w:r>
-              <w:t>}}</w:t>
-            </w:r>
-          </w:p>
-          <w:p>
-            <w:pPr>
-              <w:rPr>
-                <w:rFonts w:ascii="Calibri" w:hAnsi="Calibri" w:cs="Calibri"/>
-                <w:b/>
-                <w:bCs/>
-                <w:color w:val="EE0000"/>
-                <w:sz w:val="20"/>
-                <w:szCs w:val="20"/>
-              </w:rPr>
-            </w:pPr>
-            <w:r>
-              <w:rPr>
-                <w:rFonts w:ascii="Calibri" w:hAnsi="Calibri" w:cs="Calibri"/>
-                <w:b/>
-                <w:bCs/>
-                <w:color w:val="1F3864" w:themeColor="accent1" w:themeShade="80"/>
-                <w:sz w:val="20"/>
-                <w:szCs w:val="20"/>
-              </w:rPr>
-              <w:t xml:space="preserve">KATI FİLM Y. COC </w:t>
-            </w:r>
-            <w:proofErr w:type="gramStart"/>
-            <w:r>
-              <w:rPr>
-                <w:rFonts w:ascii="Calibri" w:hAnsi="Calibri" w:cs="Calibri"/>
-                <w:b/>
-                <w:bCs/>
-                <w:color w:val="1F3864" w:themeColor="accent1" w:themeShade="80"/>
-                <w:sz w:val="20"/>
-                <w:szCs w:val="20"/>
-              </w:rPr>
-              <w:t>NO :</w:t>
-            </w:r>
-            <w:proofErr w:type="gramEnd"/>
-            <w:r>
-              <w:rPr>
-                <w:rFonts w:ascii="Calibri" w:hAnsi="Calibri" w:cs="Calibri"/>
-                <w:b/>
-                <w:bCs/>
-                <w:color w:val="1F3864" w:themeColor="accent1" w:themeShade="80"/>
-                <w:sz w:val="20"/>
-                <w:szCs w:val="20"/>
-              </w:rPr>
-              <w:t xml:space="preserve"> </w:t>
-            </w:r>
-            <w:r>
-              <w:rPr>
-                <w:rFonts w:ascii="Calibri" w:hAnsi="Calibri" w:cs="Calibri"/>
-                <w:b/>
-                <w:bCs/>
-                <w:color w:val="1F3864" w:themeColor="accent1" w:themeShade="80"/>
-                <w:sz w:val="20"/>
-                <w:szCs w:val="20"/>
-              </w:rPr>
-              <w:t xml:space="preserve"> </w:t>
-            </w:r>
-            <w:r>
-              <w:t>{{</w:t>
-            </w:r>
-            <w:proofErr w:type="spellStart"/>
-            <w:r>
-              <w:t>kati_film</w:t>
-            </w:r>
-            <w:proofErr w:type="spellEnd"/>
-            <w:r>
-              <w:t>}}</w:t>
+              <w:t>{{kati_film}}</w:t>
             </w:r>
           </w:p>
         </w:tc>
@@ -1638,38 +1406,10 @@
                 <w:sz w:val="20"/>
                 <w:szCs w:val="20"/>
               </w:rPr>
-              <w:t xml:space="preserve">HAMMALZEME COC </w:t>
-            </w:r>
-            <w:proofErr w:type="gramStart"/>
-            <w:r>
-              <w:rPr>
-                <w:rFonts w:ascii="Calibri" w:hAnsi="Calibri" w:cs="Calibri"/>
-                <w:b/>
-                <w:bCs/>
-                <w:color w:val="1F3864" w:themeColor="accent1" w:themeShade="80"/>
-                <w:sz w:val="20"/>
-                <w:szCs w:val="20"/>
-              </w:rPr>
-              <w:t>NO :</w:t>
-            </w:r>
-            <w:proofErr w:type="gramEnd"/>
-            <w:r>
-              <w:rPr>
-                <w:rFonts w:ascii="Calibri" w:hAnsi="Calibri" w:cs="Calibri"/>
-                <w:b/>
-                <w:bCs/>
-                <w:color w:val="1F3864" w:themeColor="accent1" w:themeShade="80"/>
-                <w:sz w:val="20"/>
-                <w:szCs w:val="20"/>
-              </w:rPr>
-              <w:t xml:space="preserve"> </w:t>
-            </w:r>
-            <w:r>
-              <w:t>{{</w:t>
-            </w:r>
-            <w:proofErr w:type="spellStart"/>
-            <w:r>
-              <w:t>hammadde</w:t>
+              <w:t xml:space="preserve">HAMMALZEME COC NO : </w:t>
+            </w:r>
+            <w:r>
+              <w:t>{{hammadde</w:t>
             </w:r>
             <w:r>
               <w:t>_</w:t>
@@ -1683,7 +1423,6 @@
             <w:r>
               <w:t>c</w:t>
             </w:r>
-            <w:proofErr w:type="spellEnd"/>
             <w:r>
               <w:t>}}</w:t>
             </w:r>
@@ -1810,15 +1549,7 @@
           </w:tcPr>
           <w:p>
             <w:r>
-              <w:t>{{</w:t>
-            </w:r>
-            <w:proofErr w:type="spellStart"/>
-            <w:r>
-              <w:t>olcu_no</w:t>
-            </w:r>
-            <w:proofErr w:type="spellEnd"/>
-            <w:r>
-              <w:t>}}</w:t>
+              <w:t>{{olcu_no}}</w:t>
             </w:r>
           </w:p>
         </w:tc>
@@ -1949,11 +1680,9 @@
             <w:r>
               <w:t>{{</w:t>
             </w:r>
-            <w:proofErr w:type="spellStart"/>
             <w:r>
               <w:t>test_no</w:t>
             </w:r>
-            <w:proofErr w:type="spellEnd"/>
             <w:r>
               <w:t>}}</w:t>
             </w:r>
@@ -2128,15 +1857,7 @@
           </w:tcPr>
           <w:p>
             <w:r>
-              <w:t>{{</w:t>
-            </w:r>
-            <w:proofErr w:type="spellStart"/>
-            <w:r>
-              <w:t>parti_mik</w:t>
-            </w:r>
-            <w:proofErr w:type="spellEnd"/>
-            <w:r>
-              <w:t>}}</w:t>
+              <w:t>{{parti_mik}}</w:t>
             </w:r>
           </w:p>
         </w:tc>
@@ -2172,15 +1893,7 @@
           </w:tcPr>
           <w:p>
             <w:r>
-              <w:t>{{</w:t>
-            </w:r>
-            <w:proofErr w:type="spellStart"/>
-            <w:r>
-              <w:t>ornek_mik</w:t>
-            </w:r>
-            <w:proofErr w:type="spellEnd"/>
-            <w:r>
-              <w:t>}}</w:t>
+              <w:t>{{ornek_mik}}</w:t>
             </w:r>
           </w:p>
         </w:tc>
@@ -2233,29 +1946,19 @@
               <w:jc w:val="center"/>
             </w:pPr>
             <w:r>
+              <w:t>{{sevk_sonucu}}</w:t>
+            </w:r>
+          </w:p>
+          <w:p>
+            <w:pPr>
+              <w:spacing w:before="100" w:beforeAutospacing="1" w:after="100" w:afterAutospacing="1"/>
+            </w:pPr>
+            <w:r>
               <w:t>{{</w:t>
             </w:r>
-            <w:proofErr w:type="spellStart"/>
-            <w:r>
-              <w:t>sevk_sonucu</w:t>
-            </w:r>
-            <w:proofErr w:type="spellEnd"/>
-            <w:r>
-              <w:t>}}</w:t>
-            </w:r>
-          </w:p>
-          <w:p>
-            <w:pPr>
-              <w:spacing w:before="100" w:beforeAutospacing="1" w:after="100" w:afterAutospacing="1"/>
-            </w:pPr>
-            <w:r>
-              <w:t>{{</w:t>
-            </w:r>
-            <w:proofErr w:type="spellStart"/>
             <w:r>
               <w:t>aciklamalar</w:t>
             </w:r>
-            <w:proofErr w:type="spellEnd"/>
             <w:r>
               <w:t>}}</w:t>
             </w:r>
@@ -2287,16 +1990,6 @@
             </w:pPr>
           </w:p>
           <w:p>
-            <w:pPr>
-              <w:spacing w:before="100" w:beforeAutospacing="1" w:after="100" w:afterAutospacing="1"/>
-              <w:rPr>
-                <w:rFonts w:ascii="Calibri" w:hAnsi="Calibri" w:cs="Calibri"/>
-                <w:b/>
-                <w:bCs/>
-                <w:sz w:val="20"/>
-                <w:szCs w:val="20"/>
-              </w:rPr>
-            </w:pPr>
             <w:r>
               <w:rPr>
                 <w:rFonts w:ascii="Calibri" w:hAnsi="Calibri" w:cs="Calibri"/>
@@ -2306,9 +1999,8 @@
                 <w:sz w:val="20"/>
                 <w:szCs w:val="20"/>
               </w:rPr>
-              <w:t xml:space="preserve">                                                                                                                                                  CMM SONUÇLARI </w:t>
-            </w:r>
-            <w:proofErr w:type="gramStart"/>
+              <w:t xml:space="preserve">                                                                                                                          CMM SONUÇLARI</w:t>
+            </w:r>
             <w:r>
               <w:rPr>
                 <w:rFonts w:ascii="Calibri" w:hAnsi="Calibri" w:cs="Calibri"/>
@@ -2318,9 +2010,8 @@
                 <w:sz w:val="20"/>
                 <w:szCs w:val="20"/>
               </w:rPr>
-              <w:t>İÇİN :</w:t>
-            </w:r>
-            <w:proofErr w:type="gramEnd"/>
+              <w:t>/SERİ NUMARALARI</w:t>
+            </w:r>
             <w:r>
               <w:rPr>
                 <w:rFonts w:ascii="Calibri" w:hAnsi="Calibri" w:cs="Calibri"/>
@@ -2330,19 +2021,31 @@
                 <w:sz w:val="20"/>
                 <w:szCs w:val="20"/>
               </w:rPr>
-              <w:t xml:space="preserve"> </w:t>
-            </w:r>
-            <w:r>
-              <w:t>{{</w:t>
-            </w:r>
-            <w:proofErr w:type="spellStart"/>
-            <w:r>
-              <w:t>cmm_qr</w:t>
-            </w:r>
-            <w:proofErr w:type="spellEnd"/>
-            <w:r>
-              <w:t>}}</w:t>
-            </w:r>
+              <w:t xml:space="preserve"> İÇİN : </w:t>
+            </w:r>
+            <w:r>
+              <w:t>{{cmm_qr}}</w:t>
+            </w:r>
+          </w:p>
+          <w:p>
+            <w:r>
+              <w:t xml:space="preserve">                                                                                                                                                                                        </w:t>
+            </w:r>
+            <w:r>
+              <w:t>{{ kisa_url }}</w:t>
+            </w:r>
+          </w:p>
+          <w:p>
+            <w:pPr>
+              <w:spacing w:before="100" w:beforeAutospacing="1" w:after="100" w:afterAutospacing="1"/>
+              <w:rPr>
+                <w:rFonts w:ascii="Calibri" w:hAnsi="Calibri" w:cs="Calibri"/>
+                <w:b/>
+                <w:bCs/>
+                <w:sz w:val="20"/>
+                <w:szCs w:val="20"/>
+              </w:rPr>
+            </w:pPr>
           </w:p>
         </w:tc>
       </w:tr>
@@ -2387,11 +2090,9 @@
             <w:r>
               <w:t>{{</w:t>
             </w:r>
-            <w:proofErr w:type="spellStart"/>
             <w:r>
               <w:t>sapma_yetkilisi</w:t>
             </w:r>
-            <w:proofErr w:type="spellEnd"/>
             <w:r>
               <w:t>}}</w:t>
             </w:r>
@@ -2434,47 +2135,7 @@
                 <w:sz w:val="16"/>
                 <w:szCs w:val="16"/>
               </w:rPr>
-              <w:t>(“UYGUN”</w:t>
-            </w:r>
-            <w:proofErr w:type="gramStart"/>
-            <w:r>
-              <w:rPr>
-                <w:b/>
-                <w:bCs/>
-                <w:sz w:val="16"/>
-                <w:szCs w:val="16"/>
-              </w:rPr>
-              <w:t>-“</w:t>
-            </w:r>
-            <w:proofErr w:type="gramEnd"/>
-            <w:r>
-              <w:rPr>
-                <w:b/>
-                <w:bCs/>
-                <w:sz w:val="16"/>
-                <w:szCs w:val="16"/>
-              </w:rPr>
-              <w:t>YENİDEN İŞLEM/ONARIM”</w:t>
-            </w:r>
-            <w:proofErr w:type="gramStart"/>
-            <w:r>
-              <w:rPr>
-                <w:b/>
-                <w:bCs/>
-                <w:sz w:val="16"/>
-                <w:szCs w:val="16"/>
-              </w:rPr>
-              <w:t>-“</w:t>
-            </w:r>
-            <w:proofErr w:type="gramEnd"/>
-            <w:r>
-              <w:rPr>
-                <w:b/>
-                <w:bCs/>
-                <w:sz w:val="16"/>
-                <w:szCs w:val="16"/>
-              </w:rPr>
-              <w:t>İADE”)</w:t>
+              <w:t>(“UYGUN”-“YENİDEN İŞLEM/ONARIM”-“İADE”)</w:t>
             </w:r>
           </w:p>
         </w:tc>
@@ -2624,15 +2285,7 @@
               <w:spacing w:before="100" w:beforeAutospacing="1" w:after="100" w:afterAutospacing="1"/>
             </w:pPr>
             <w:r>
-              <w:t>{{</w:t>
-            </w:r>
-            <w:proofErr w:type="spellStart"/>
-            <w:r>
-              <w:t>uygun_mik</w:t>
-            </w:r>
-            <w:proofErr w:type="spellEnd"/>
-            <w:r>
-              <w:t>}}</w:t>
+              <w:t>{{uygun_mik}}</w:t>
             </w:r>
           </w:p>
         </w:tc>
@@ -2648,15 +2301,7 @@
               <w:spacing w:before="100" w:beforeAutospacing="1" w:after="100" w:afterAutospacing="1"/>
             </w:pPr>
             <w:r>
-              <w:t>{{</w:t>
-            </w:r>
-            <w:proofErr w:type="spellStart"/>
-            <w:r>
-              <w:t>uygun_seri</w:t>
-            </w:r>
-            <w:proofErr w:type="spellEnd"/>
-            <w:r>
-              <w:t>}}</w:t>
+              <w:t>{{uygun_seri}}</w:t>
             </w:r>
           </w:p>
         </w:tc>
@@ -2699,11 +2344,7 @@
               <w:spacing w:before="100" w:beforeAutospacing="1" w:after="100" w:afterAutospacing="1"/>
             </w:pPr>
             <w:r>
-              <w:t>{{</w:t>
-            </w:r>
-            <w:proofErr w:type="spellStart"/>
-            <w:r>
-              <w:t>yeniden_i</w:t>
+              <w:t>{{yeniden_i</w:t>
             </w:r>
             <w:r>
               <w:t>s</w:t>
@@ -2715,11 +2356,7 @@
               <w:t>i</w:t>
             </w:r>
             <w:r>
-              <w:t>m</w:t>
-            </w:r>
-            <w:proofErr w:type="spellEnd"/>
-            <w:r>
-              <w:t>}}</w:t>
+              <w:t>m}}</w:t>
             </w:r>
           </w:p>
         </w:tc>
@@ -2737,11 +2374,9 @@
             <w:r>
               <w:t>{{</w:t>
             </w:r>
-            <w:proofErr w:type="spellStart"/>
             <w:r>
               <w:t>yeniden_seri</w:t>
             </w:r>
-            <w:proofErr w:type="spellEnd"/>
             <w:r>
               <w:t>}}</w:t>
             </w:r>
@@ -2788,7 +2423,6 @@
             <w:r>
               <w:t>{{</w:t>
             </w:r>
-            <w:proofErr w:type="spellStart"/>
             <w:r>
               <w:t>s</w:t>
             </w:r>
@@ -2799,11 +2433,7 @@
               <w:t>i</w:t>
             </w:r>
             <w:r>
-              <w:t>_kabul</w:t>
-            </w:r>
-            <w:proofErr w:type="spellEnd"/>
-            <w:r>
-              <w:t>}}</w:t>
+              <w:t>_kabul}}</w:t>
             </w:r>
           </w:p>
         </w:tc>
@@ -2821,11 +2451,9 @@
             <w:r>
               <w:t>{{</w:t>
             </w:r>
-            <w:proofErr w:type="spellStart"/>
             <w:r>
               <w:t>sartli_seri</w:t>
             </w:r>
-            <w:proofErr w:type="spellEnd"/>
             <w:r>
               <w:t>}}</w:t>
             </w:r>
@@ -2870,15 +2498,7 @@
               <w:spacing w:before="100" w:beforeAutospacing="1" w:after="100" w:afterAutospacing="1"/>
             </w:pPr>
             <w:r>
-              <w:t>{{</w:t>
-            </w:r>
-            <w:proofErr w:type="spellStart"/>
-            <w:r>
-              <w:t>iade_mik</w:t>
-            </w:r>
-            <w:proofErr w:type="spellEnd"/>
-            <w:r>
-              <w:t>}}</w:t>
+              <w:t>{{iade_mik}}</w:t>
             </w:r>
           </w:p>
         </w:tc>
@@ -2894,15 +2514,7 @@
               <w:spacing w:before="100" w:beforeAutospacing="1" w:after="100" w:afterAutospacing="1"/>
             </w:pPr>
             <w:r>
-              <w:t>{{</w:t>
-            </w:r>
-            <w:proofErr w:type="spellStart"/>
-            <w:r>
-              <w:t>iade_seri</w:t>
-            </w:r>
-            <w:proofErr w:type="spellEnd"/>
-            <w:r>
-              <w:t>}}</w:t>
+              <w:t>{{iade_seri}}</w:t>
             </w:r>
           </w:p>
         </w:tc>
@@ -2951,15 +2563,7 @@
               <w:spacing w:before="100" w:beforeAutospacing="1" w:after="100" w:afterAutospacing="1"/>
             </w:pPr>
             <w:r>
-              <w:t>{{</w:t>
-            </w:r>
-            <w:proofErr w:type="spellStart"/>
-            <w:r>
-              <w:t>toplam_sevk_edilebilir_urun</w:t>
-            </w:r>
-            <w:proofErr w:type="spellEnd"/>
-            <w:r>
-              <w:t>}}</w:t>
+              <w:t>{{toplam_sevk_edilebilir_urun}}</w:t>
             </w:r>
           </w:p>
         </w:tc>
@@ -2977,11 +2581,9 @@
             <w:r>
               <w:t>{{</w:t>
             </w:r>
-            <w:proofErr w:type="spellStart"/>
             <w:r>
               <w:t>sevk_seri</w:t>
             </w:r>
-            <w:proofErr w:type="spellEnd"/>
             <w:r>
               <w:t>}}</w:t>
             </w:r>
@@ -3060,27 +2662,7 @@
                 <w:sz w:val="16"/>
                 <w:szCs w:val="16"/>
               </w:rPr>
-              <w:t>Ad-</w:t>
-            </w:r>
-            <w:proofErr w:type="spellStart"/>
-            <w:r>
-              <w:rPr>
-                <w:b/>
-                <w:bCs/>
-                <w:sz w:val="16"/>
-                <w:szCs w:val="16"/>
-              </w:rPr>
-              <w:t>Soyad</w:t>
-            </w:r>
-            <w:proofErr w:type="spellEnd"/>
-            <w:r>
-              <w:rPr>
-                <w:b/>
-                <w:bCs/>
-                <w:sz w:val="16"/>
-                <w:szCs w:val="16"/>
-              </w:rPr>
-              <w:t>-imza</w:t>
+              <w:t>Ad-Soyad-imza</w:t>
             </w:r>
           </w:p>
         </w:tc>
@@ -3132,27 +2714,7 @@
                 <w:sz w:val="16"/>
                 <w:szCs w:val="16"/>
               </w:rPr>
-              <w:t>Ad-</w:t>
-            </w:r>
-            <w:proofErr w:type="spellStart"/>
-            <w:r>
-              <w:rPr>
-                <w:b/>
-                <w:bCs/>
-                <w:sz w:val="16"/>
-                <w:szCs w:val="16"/>
-              </w:rPr>
-              <w:t>Soyad</w:t>
-            </w:r>
-            <w:proofErr w:type="spellEnd"/>
-            <w:r>
-              <w:rPr>
-                <w:b/>
-                <w:bCs/>
-                <w:sz w:val="16"/>
-                <w:szCs w:val="16"/>
-              </w:rPr>
-              <w:t>-imza</w:t>
+              <w:t>Ad-Soyad-imza</w:t>
             </w:r>
           </w:p>
         </w:tc>
@@ -3167,21 +2729,12 @@
               <w:spacing w:before="100" w:beforeAutospacing="1" w:after="100" w:afterAutospacing="1"/>
             </w:pPr>
             <w:r>
-              <w:t>{{</w:t>
-            </w:r>
-            <w:proofErr w:type="spellStart"/>
-            <w:r>
-              <w:t>tedarikci_yetkili</w:t>
-            </w:r>
-            <w:proofErr w:type="spellEnd"/>
-            <w:r>
-              <w:t>}}</w:t>
+              <w:t>{{tedarikci_yetkili}}</w:t>
             </w:r>
           </w:p>
         </w:tc>
       </w:tr>
     </w:tbl>
-    <w:p/>
     <w:p/>
     <w:sectPr>
       <w:headerReference w:type="default" r:id="rId8"/>
